--- a/statement_of_account_template.docx
+++ b/statement_of_account_template.docx
@@ -120,7 +120,23 @@
           <w:color w:val="595959"/>
           <w:sz w:val="19"/>
         </w:rPr>
-        <w:t>This statement summarizes gross sales for the above event and the corresponding deductions due to the venue, resulting in the net amount payable.</w:t>
+        <w:t>SV KICKz collects all sales at the bazaar. This statement shows the gross sales recorded and the venue's share of that amount.</w:t>
+      </w:r>
+    </w:p>
+    <w:p>
+      <w:pPr>
+        <w:spacing w:before="0" w:after="80"/>
+      </w:pPr>
+      <w:r>
+        <w:rPr>
+          <w:rFonts w:ascii="Calibri" w:hAnsi="Calibri"/>
+          <w:b/>
+          <w:i w:val="0"/>
+          <w:color w:val="595959"/>
+          <w:sz w:val="17"/>
+          <w:spacing w:val="6"/>
+        </w:rPr>
+        <w:t>Basis</w:t>
       </w:r>
     </w:p>
     <w:p>
@@ -128,7 +144,7 @@
         <w:tabs>
           <w:tab w:pos="9360" w:val="right" w:leader="dot"/>
         </w:tabs>
-        <w:spacing w:before="0" w:after="200"/>
+        <w:spacing w:before="0" w:after="280"/>
       </w:pPr>
       <w:r>
         <w:rPr>
@@ -156,7 +172,7 @@
     </w:p>
     <w:p>
       <w:pPr>
-        <w:spacing w:before="40" w:after="200"/>
+        <w:spacing w:before="0" w:after="200"/>
         <w:pBdr>
           <w:bottom w:val="single" w:sz="4" w:space="1" w:color="BFBFBF"/>
         </w:pBdr>
@@ -164,98 +180,9 @@
     </w:p>
     <w:p>
       <w:pPr>
-        <w:spacing w:before="0" w:after="120"/>
-      </w:pPr>
-      <w:r>
-        <w:rPr>
-          <w:rFonts w:ascii="Calibri" w:hAnsi="Calibri"/>
-          <w:b/>
-          <w:i w:val="0"/>
-          <w:color w:val="595959"/>
-          <w:sz w:val="19"/>
-        </w:rPr>
-        <w:t>Less: Deductions</w:t>
-      </w:r>
-    </w:p>
-    <w:p>
-      <w:pPr>
-        <w:tabs>
-          <w:tab w:pos="9360" w:val="right" w:leader="dot"/>
-        </w:tabs>
-        <w:spacing w:before="0" w:after="120"/>
-      </w:pPr>
-      <w:r>
-        <w:rPr>
-          <w:rFonts w:ascii="Calibri" w:hAnsi="Calibri"/>
-          <w:b w:val="0"/>
-          <w:i w:val="0"/>
-          <w:color w:val="1A1A1A"/>
-          <w:sz w:val="21"/>
-        </w:rPr>
-        <w:t>Incentive Deduction ({{ incentive_percent }}%)</w:t>
-      </w:r>
-      <w:r>
-        <w:tab/>
-      </w:r>
-      <w:r>
-        <w:rPr>
-          <w:rFonts w:ascii="Calibri" w:hAnsi="Calibri"/>
-          <w:b w:val="0"/>
-          <w:i w:val="0"/>
-          <w:color w:val="1A1A1A"/>
-          <w:sz w:val="21"/>
-        </w:rPr>
-        <w:t>− {{ incentive_deduction }}</w:t>
-      </w:r>
-    </w:p>
-    <w:p>
-      <w:pPr>
-        <w:tabs>
-          <w:tab w:pos="9360" w:val="right" w:leader="dot"/>
-        </w:tabs>
-        <w:spacing w:before="0" w:after="200"/>
-      </w:pPr>
-      <w:r>
-        <w:rPr>
-          <w:rFonts w:ascii="Calibri" w:hAnsi="Calibri"/>
-          <w:b w:val="0"/>
-          <w:i w:val="0"/>
-          <w:color w:val="1A1A1A"/>
-          <w:sz w:val="21"/>
-        </w:rPr>
-        <w:t>Buffer Deduction ({{ buffer_percent }}%)</w:t>
-      </w:r>
-      <w:r>
-        <w:tab/>
-      </w:r>
-      <w:r>
-        <w:rPr>
-          <w:rFonts w:ascii="Calibri" w:hAnsi="Calibri"/>
-          <w:b w:val="0"/>
-          <w:i w:val="0"/>
-          <w:color w:val="1A1A1A"/>
-          <w:sz w:val="21"/>
-        </w:rPr>
-        <w:t>− {{ buffer_deduction }}</w:t>
-      </w:r>
-    </w:p>
-    <w:p>
-      <w:pPr>
-        <w:spacing w:before="80" w:after="160"/>
+        <w:spacing w:before="0" w:after="160"/>
         <w:pBdr>
-          <w:top w:val="single" w:sz="12" w:space="1" w:color="1A1A1A"/>
-        </w:pBdr>
-      </w:pPr>
-    </w:p>
-    <w:p>
-      <w:pPr>
-        <w:tabs>
-          <w:tab w:pos="9360" w:val="right"/>
-        </w:tabs>
-        <w:spacing w:before="80" w:after="80"/>
-        <w:pBdr>
-          <w:top w:val="single" w:sz="6" w:space="6" w:color="1A1A1A"/>
-          <w:bottom w:val="single" w:sz="6" w:space="6" w:color="1A1A1A"/>
+          <w:bottom w:val="single" w:sz="8" w:space="3" w:color="1A1A1A"/>
         </w:pBdr>
       </w:pPr>
       <w:r>
@@ -264,10 +191,28 @@
           <w:b/>
           <w:i w:val="0"/>
           <w:color w:val="1A1A1A"/>
-          <w:sz w:val="26"/>
-          <w:spacing w:val="8"/>
+          <w:sz w:val="23"/>
+          <w:spacing w:val="10"/>
         </w:rPr>
-        <w:t>NET AMOUNT DUE</w:t>
+        <w:t>DUE TO VENUE</w:t>
+      </w:r>
+    </w:p>
+    <w:p>
+      <w:pPr>
+        <w:tabs>
+          <w:tab w:pos="9360" w:val="right" w:leader="dot"/>
+        </w:tabs>
+        <w:spacing w:before="0" w:after="160"/>
+      </w:pPr>
+      <w:r>
+        <w:rPr>
+          <w:rFonts w:ascii="Calibri" w:hAnsi="Calibri"/>
+          <w:b/>
+          <w:i w:val="0"/>
+          <w:color w:val="1A1A1A"/>
+          <w:sz w:val="23"/>
+        </w:rPr>
+        <w:t>Incentive Share ({{ incentive_percent }}% of gross)</w:t>
       </w:r>
       <w:r>
         <w:tab/>
@@ -278,14 +223,92 @@
           <w:b/>
           <w:i w:val="0"/>
           <w:color w:val="1A1A1A"/>
-          <w:sz w:val="30"/>
+          <w:sz w:val="23"/>
+        </w:rPr>
+        <w:t>{{ incentive_deduction }}</w:t>
+      </w:r>
+    </w:p>
+    <w:p>
+      <w:pPr>
+        <w:tabs>
+          <w:tab w:pos="9360" w:val="right" w:leader="dot"/>
+        </w:tabs>
+        <w:spacing w:before="0" w:after="80"/>
+      </w:pPr>
+      <w:r>
+        <w:rPr>
+          <w:rFonts w:ascii="Calibri" w:hAnsi="Calibri"/>
+          <w:b/>
+          <w:i w:val="0"/>
+          <w:color w:val="1A1A1A"/>
+          <w:sz w:val="23"/>
+        </w:rPr>
+        <w:t>Buffer Share ({{ buffer_percent }}% of gross)</w:t>
+      </w:r>
+      <w:r>
+        <w:tab/>
+      </w:r>
+      <w:r>
+        <w:rPr>
+          <w:rFonts w:ascii="Calibri" w:hAnsi="Calibri"/>
+          <w:b/>
+          <w:i w:val="0"/>
+          <w:color w:val="1A1A1A"/>
+          <w:sz w:val="23"/>
+        </w:rPr>
+        <w:t>{{ buffer_deduction }}</w:t>
+      </w:r>
+    </w:p>
+    <w:p>
+      <w:pPr>
+        <w:tabs>
+          <w:tab w:pos="9360" w:val="right"/>
+        </w:tabs>
+        <w:spacing w:before="40" w:after="360"/>
+      </w:pPr>
+    </w:p>
+    <w:p>
+      <w:pPr>
+        <w:spacing w:before="0" w:after="200"/>
+        <w:pBdr>
+          <w:top w:val="single" w:sz="4" w:space="1" w:color="BFBFBF"/>
+        </w:pBdr>
+      </w:pPr>
+    </w:p>
+    <w:p>
+      <w:pPr>
+        <w:tabs>
+          <w:tab w:pos="9360" w:val="right" w:leader="dot"/>
+        </w:tabs>
+        <w:spacing w:before="0" w:after="40"/>
+      </w:pPr>
+      <w:r>
+        <w:rPr>
+          <w:rFonts w:ascii="Calibri" w:hAnsi="Calibri"/>
+          <w:b w:val="0"/>
+          <w:i/>
+          <w:color w:val="595959"/>
+          <w:sz w:val="20"/>
+        </w:rPr>
+        <w:t>Retained by SV KICKz</w:t>
+      </w:r>
+      <w:r>
+        <w:tab/>
+      </w:r>
+      <w:r>
+        <w:rPr>
+          <w:rFonts w:ascii="Calibri" w:hAnsi="Calibri"/>
+          <w:b w:val="0"/>
+          <w:i w:val="0"/>
+          <w:color w:val="595959"/>
+          <w:sz w:val="21"/>
         </w:rPr>
         <w:t>{{ net_amount }}</w:t>
       </w:r>
     </w:p>
     <w:p>
       <w:pPr>
-        <w:spacing w:before="200" w:after="600"/>
+        <w:spacing w:before="160" w:after="600"/>
       </w:pPr>
       <w:r>
         <w:rPr>
@@ -295,7 +318,7 @@
           <w:color w:val="595959"/>
           <w:sz w:val="18"/>
         </w:rPr>
-        <w:t>Amount payable to the venue for the above bazaar event.</w:t>
+        <w:t>SV KICKz collected the gross sales above and will remit the venue share to the venue.</w:t>
       </w:r>
     </w:p>
     <w:tbl>

--- a/statement_of_account_template.docx
+++ b/statement_of_account_template.docx
@@ -16,22 +16,7 @@
           <w:sz w:val="34"/>
           <w:spacing w:val="6"/>
         </w:rPr>
-        <w:t>SV KICKz</w:t>
-      </w:r>
-    </w:p>
-    <w:p>
-      <w:pPr>
-        <w:spacing w:before="0" w:after="40"/>
-      </w:pPr>
-      <w:r>
-        <w:rPr>
-          <w:rFonts w:ascii="Calibri" w:hAnsi="Calibri"/>
-          <w:b w:val="0"/>
-          <w:i/>
-          <w:color w:val="595959"/>
-          <w:sz w:val="18"/>
-        </w:rPr>
-        <w:t>Pop-up Bazaar Footwear</w:t>
+        <w:t>{{ vendor_name }}</w:t>
       </w:r>
     </w:p>
     <w:p>
@@ -120,7 +105,7 @@
           <w:color w:val="595959"/>
           <w:sz w:val="19"/>
         </w:rPr>
-        <w:t>SV KICKz collects all sales at the bazaar. This statement shows the gross sales recorded and the venue's share of that amount.</w:t>
+        <w:t>{{ vendor_name }} collects all sales at the bazaar. This statement shows the gross sales recorded and the venue's share of that amount.</w:t>
       </w:r>
     </w:p>
     <w:p>
@@ -290,7 +275,7 @@
           <w:color w:val="595959"/>
           <w:sz w:val="20"/>
         </w:rPr>
-        <w:t>Retained by SV KICKz</w:t>
+        <w:t>Retained by {{ vendor_name }}</w:t>
       </w:r>
       <w:r>
         <w:tab/>
@@ -318,7 +303,7 @@
           <w:color w:val="595959"/>
           <w:sz w:val="18"/>
         </w:rPr>
-        <w:t>SV KICKz collected the gross sales above and will remit the venue share to the venue.</w:t>
+        <w:t>{{ vendor_name }} collected the gross sales above and will remit the venue share to the venue.</w:t>
       </w:r>
     </w:p>
     <w:tbl>
@@ -391,7 +376,7 @@
                 <w:color w:val="595959"/>
                 <w:sz w:val="17"/>
               </w:rPr>
-              <w:t>SV KICKz Representative</w:t>
+              <w:t>Vendor Representative</w:t>
             </w:r>
           </w:p>
           <w:p>
@@ -526,7 +511,7 @@
           <w:color w:val="595959"/>
           <w:sz w:val="16"/>
         </w:rPr>
-        <w:t>SV KICKz — this statement is generated per bazaar event and reflects the agreed revenue-share terms between SV KICKz and the venue.</w:t>
+        <w:t>{{ vendor_name }} — this statement is generated per bazaar event and reflects the agreed revenue-share terms between {{ vendor_name }} and the venue.</w:t>
       </w:r>
     </w:p>
     <w:sectPr>
